--- a/media/R2601/output_dir/hsm/第二轮回归测试用例概述.docx
+++ b/media/R2601/output_dir/hsm/第二轮回归测试用例概述.docx
@@ -352,7 +352,7 @@
                 <w:iCs/>
                 <w:szCs w:val="21"/>
               </w:rPr>
-              <w:t xml:space="preserve">串口校验位</w:t>
+              <w:t xml:space="preserve">串口初始化3</w:t>
             </w:r>
           </w:p>
         </w:tc>
@@ -376,98 +376,6 @@
                 <w:szCs w:val="21"/>
               </w:rPr>
               <w:t xml:space="preserve">YL_SU_CSH_002</w:t>
-            </w:r>
-          </w:p>
-        </w:tc>
-        <w:tc>
-          <w:tcPr>
-            <w:tcW w:w="2111" w:type="pct"/>
-            <w:shd w:val="clear" w:color="auto" w:fill="auto"/>
-            <w:vAlign w:val="center"/>
-          </w:tcPr>
-          <w:p>
-            <w:pPr>
-              <w:rPr>
-                <w:iCs/>
-                <w:szCs w:val="21"/>
-              </w:rPr>
-            </w:pPr>
-            <w:r>
-              <w:rPr>
-                <w:rFonts w:hint="eastAsia"/>
-                <w:iCs/>
-                <w:szCs w:val="21"/>
-              </w:rPr>
-              <w:t xml:space="preserve">测试串口校验位</w:t>
-            </w:r>
-          </w:p>
-        </w:tc>
-      </w:tr>
-      <w:tr>
-        <w:tc>
-          <w:tcPr>
-            <w:tcW w:w="346" w:type="pct"/>
-            <w:shd w:val="clear" w:color="auto" w:fill="auto"/>
-            <w:vAlign w:val="center"/>
-          </w:tcPr>
-          <w:p>
-            <w:pPr>
-              <w:pStyle w:val="af7"/>
-              <w:numPr>
-                <w:ilvl w:val="0"/>
-                <w:numId w:val="41"/>
-              </w:numPr>
-              <w:ind w:firstLineChars="0"/>
-              <w:jc w:val="center"/>
-              <w:rPr>
-                <w:szCs w:val="21"/>
-              </w:rPr>
-            </w:pPr>
-          </w:p>
-        </w:tc>
-        <w:tc>
-          <w:tcPr>
-            <w:tcW w:w="1170" w:type="pct"/>
-            <w:shd w:val="clear" w:color="auto" w:fill="auto"/>
-            <w:vAlign w:val="center"/>
-          </w:tcPr>
-          <w:p>
-            <w:pPr>
-              <w:rPr>
-                <w:iCs/>
-                <w:szCs w:val="21"/>
-              </w:rPr>
-            </w:pPr>
-            <w:r>
-              <w:rPr>
-                <w:rFonts w:hint="eastAsia"/>
-                <w:iCs/>
-                <w:szCs w:val="21"/>
-              </w:rPr>
-              <w:t xml:space="preserve">其他批量替换后初始化</w:t>
-            </w:r>
-          </w:p>
-        </w:tc>
-        <w:tc>
-          <w:tcPr>
-            <w:tcW w:w="1373" w:type="pct"/>
-            <w:shd w:val="clear" w:color="auto" w:fill="auto"/>
-            <w:vAlign w:val="center"/>
-          </w:tcPr>
-          <w:p>
-            <w:pPr>
-              <w:rPr>
-                <w:iCs/>
-                <w:szCs w:val="21"/>
-              </w:rPr>
-            </w:pPr>
-            <w:r>
-              <w:rPr>
-                <w:rFonts w:hint="eastAsia"/>
-                <w:iCs/>
-                <w:szCs w:val="21"/>
-              </w:rPr>
-              <w:t xml:space="preserve">YL_SU_CSH_003</w:t>
             </w:r>
           </w:p>
         </w:tc>
@@ -536,7 +444,7 @@
                 <w:iCs/>
                 <w:szCs w:val="21"/>
               </w:rPr>
-              <w:t xml:space="preserve">串口校验位</w:t>
+              <w:t xml:space="preserve">串口初始化2</w:t>
             </w:r>
           </w:p>
         </w:tc>
@@ -559,7 +467,7 @@
                 <w:iCs/>
                 <w:szCs w:val="21"/>
               </w:rPr>
-              <w:t xml:space="preserve">YL_SU_CSH_004</w:t>
+              <w:t xml:space="preserve">YL_SU_CSH_003</w:t>
             </w:r>
           </w:p>
         </w:tc>
@@ -582,7 +490,7 @@
                 <w:iCs/>
                 <w:szCs w:val="21"/>
               </w:rPr>
-              <w:t xml:space="preserve">测试串口校验位</w:t>
+              <w:t xml:space="preserve"/>
             </w:r>
           </w:p>
         </w:tc>
